--- a/en/wisdom-stories/do-not-let-your-hearts-part.docx
+++ b/en/wisdom-stories/do-not-let-your-hearts-part.docx
@@ -4,176 +4,93 @@
   <w:body>
     <w:p>
       <w:pPr>
-        <w:spacing w:before="0" w:after="60"/>
-        <w:jc w:val="left"/>
+        <w:pStyle w:val="Title"/>
       </w:pPr>
       <w:r>
-        <w:rPr>
-          <w:rFonts w:ascii="Arial" w:hAnsi="Arial" w:eastAsia="Arial"/>
-          <w:i w:val="0"/>
-          <w:color w:val="000000"/>
-          <w:sz w:val="52"/>
-        </w:rPr>
-        <w:t>Don't let your hearts separate</w:t>
+        <w:t>Do Not Let Your Hearts Drift Apart</w:t>
+      </w:r>
+    </w:p>
+    <w:p>
+      <w:pPr/>
+      <w:r>
+        <w:t>Why do people shout when they argue? If the person is right next to you, why do you need to shout? Can't you talk to him calmly? Why do you shout when you get angry?</w:t>
+      </w:r>
+    </w:p>
+    <w:p>
+      <w:pPr/>
+      <w:r>
+        <w:t>When people quarrel, their hearts seem to move farther apart. They raise their voices as though trying to bridge that distance. The angrier they become, the louder they shout.</w:t>
       </w:r>
     </w:p>
     <w:p>
       <w:pPr>
-        <w:jc w:val="left"/>
+        <w:spacing w:after="80"/>
       </w:pPr>
       <w:r>
-        <w:rPr>
-          <w:rFonts w:ascii="Arial" w:hAnsi="Arial" w:eastAsia="Arial"/>
-          <w:i w:val="0"/>
-          <w:color w:val="000000"/>
-          <w:sz w:val="22"/>
-        </w:rPr>
-        <w:t>Why do people shout when they argue? If the person is right next to you, why do you need to shout? Can't you talk to him calmly? Why do you shout when you get angry?</w:t>
-      </w:r>
-    </w:p>
-    <w:p>
-      <w:pPr>
-        <w:jc w:val="left"/>
-      </w:pPr>
-      <w:r>
-        <w:rPr>
-          <w:rFonts w:ascii="Arial" w:hAnsi="Arial" w:eastAsia="Arial"/>
-          <w:i w:val="0"/>
-          <w:color w:val="000000"/>
-          <w:sz w:val="22"/>
-        </w:rPr>
-        <w:t>When people are unhappy with each other and argue, their hearts move away from each other. To overcome this distance and hear each other, they have to shout. The more angry they are, the louder they shout.</w:t>
-      </w:r>
-    </w:p>
-    <w:p>
-      <w:pPr>
-        <w:jc w:val="left"/>
-      </w:pPr>
-      <w:r>
-        <w:rPr>
-          <w:rFonts w:ascii="Arial" w:hAnsi="Arial" w:eastAsia="Arial"/>
-          <w:i w:val="0"/>
-          <w:color w:val="000000"/>
-          <w:sz w:val="22"/>
-        </w:rPr>
         <w:t>But what happens when people fall in love?</w:t>
       </w:r>
     </w:p>
     <w:p>
       <w:pPr>
-        <w:jc w:val="left"/>
+        <w:spacing w:after="80"/>
       </w:pPr>
       <w:r>
-        <w:rPr>
-          <w:rFonts w:ascii="Arial" w:hAnsi="Arial" w:eastAsia="Arial"/>
-          <w:i w:val="0"/>
-          <w:color w:val="000000"/>
-          <w:sz w:val="22"/>
-        </w:rPr>
-        <w:t>They don't shout, but they speak softly. Because their hearts are very close, and the distance between them is very small.</w:t>
+        <w:t>They speak softly, because their hearts feel close together.</w:t>
       </w:r>
     </w:p>
     <w:p>
       <w:pPr>
-        <w:jc w:val="left"/>
+        <w:spacing w:after="80"/>
       </w:pPr>
       <w:r>
-        <w:rPr>
-          <w:rFonts w:ascii="Arial" w:hAnsi="Arial" w:eastAsia="Arial"/>
-          <w:i w:val="0"/>
-          <w:color w:val="000000"/>
-          <w:sz w:val="22"/>
-        </w:rPr>
         <w:t>What happens when their love grows stronger?</w:t>
       </w:r>
     </w:p>
     <w:p>
-      <w:pPr>
-        <w:jc w:val="left"/>
-      </w:pPr>
+      <w:pPr/>
       <w:r>
-        <w:rPr>
-          <w:rFonts w:ascii="Arial" w:hAnsi="Arial" w:eastAsia="Arial"/>
-          <w:i w:val="0"/>
-          <w:color w:val="000000"/>
-          <w:sz w:val="22"/>
-        </w:rPr>
-        <w:t>They are silent, but they whisper to each other, and this love brings them even closer. In the end, even whispering becomes unnecessary for them - they just look at each other and understand everything without words. This happens only between two people who love each other.</w:t>
+        <w:t>Their voices drop to a whisper, and love draws them closer still. Eventually even whispers seem unnecessary: a look is enough for them to understand each other.</w:t>
       </w:r>
     </w:p>
     <w:p>
       <w:pPr>
-        <w:jc w:val="left"/>
+        <w:keepNext/>
       </w:pPr>
       <w:r>
-        <w:rPr>
-          <w:rFonts w:ascii="Arial" w:hAnsi="Arial" w:eastAsia="Arial"/>
-          <w:i w:val="0"/>
-          <w:color w:val="000000"/>
-          <w:sz w:val="22"/>
-        </w:rPr>
-        <w:t>Therefore, when you argue, don't let your hearts separate, don't say words that can increase the distance between you. Because one day this distance may become so great that you cannot return.</w:t>
+        <w:t>So when you argue, do not let your hearts drift apart. Avoid words that widen the distance between you. One day, it may become so great that you cannot find your way back.</w:t>
       </w:r>
     </w:p>
     <w:p>
       <w:pPr>
-        <w:pStyle w:val="Moral"/>
         <w:keepNext/>
         <w:keepLines/>
-        <w:widowControl/>
-        <w:spacing w:before="240" w:after="180" w:line="283" w:lineRule="auto"/>
-        <w:ind w:left="240" w:right="240"/>
-        <w:jc w:val="left"/>
-        <w:pBdr>
-          <w:top w:val="single" w:sz="8" w:space="7" w:color="E8D59A"/>
-          <w:left w:val="single" w:sz="32" w:space="11" w:color="C6A23A"/>
-          <w:bottom w:val="single" w:sz="8" w:space="7" w:color="E8D59A"/>
-          <w:right w:val="single" w:sz="8" w:space="11" w:color="E8D59A"/>
-        </w:pBdr>
-        <w:shd w:val="clear" w:color="auto" w:fill="FFF8E1"/>
+        <w:spacing w:before="160"/>
       </w:pPr>
       <w:r>
         <w:rPr>
-          <w:rFonts w:ascii="Arial" w:hAnsi="Arial" w:eastAsia="Arial" w:cs="Arial"/>
           <w:b/>
-          <w:i w:val="0"/>
-          <w:color w:val="9A7417"/>
-          <w:sz w:val="22"/>
         </w:rPr>
-        <w:t xml:space="preserve">Moral: </w:t>
+        <w:t>Moral:</w:t>
       </w:r>
       <w:r>
-        <w:rPr>
-          <w:rFonts w:ascii="Arial" w:hAnsi="Arial" w:eastAsia="Arial" w:cs="Arial"/>
-          <w:b w:val="0"/>
-          <w:i w:val="0"/>
-          <w:color w:val="3F3826"/>
-          <w:sz w:val="22"/>
-        </w:rPr>
-        <w:t>Screaming is the sound of the distance between hearts. Do not say words in an argument that will increase that distance, otherwise the return will become difficult.</w:t>
+        <w:t xml:space="preserve"> Shouting reflects the distance between hearts. Even in an argument, choose words that leave a way back to each other.</w:t>
       </w:r>
     </w:p>
     <w:p>
       <w:pPr>
-        <w:keepLines/>
-        <w:widowControl/>
-        <w:spacing w:before="60" w:after="0" w:line="240" w:lineRule="auto"/>
-        <w:jc w:val="right"/>
+        <w:spacing w:after="80"/>
       </w:pPr>
       <w:r>
         <w:rPr>
-          <w:rFonts w:ascii="Arial" w:hAnsi="Arial" w:eastAsia="Arial" w:cs="Arial"/>
-          <w:b w:val="0"/>
           <w:i/>
-          <w:color w:val="8A7950"/>
-          <w:sz w:val="17"/>
+          <w:sz w:val="18"/>
         </w:rPr>
-        <w:t>The story was obtained from open Internet sources.</w:t>
+        <w:t>Source: Publicly available internet sources.</w:t>
       </w:r>
     </w:p>
     <w:sectPr>
       <w:pgSz w:w="12240" w:h="15840"/>
-      <w:pgMar w:top="1440" w:right="1440" w:bottom="1440" w:left="1440" w:header="708" w:footer="708" w:gutter="0"/>
+      <w:pgMar w:top="1080" w:right="1224" w:bottom="1080" w:left="1224" w:header="720" w:footer="720" w:gutter="0"/>
       <w:cols w:space="720"/>
       <w:docGrid w:linePitch="360"/>
     </w:sectPr>
@@ -545,12 +462,14 @@
     <w:qFormat/>
     <w:rsid w:val="00FC693F"/>
     <w:pPr>
-      <w:spacing w:before="0" w:after="160" w:line="276" w:lineRule="auto"/>
+      <w:widowControl/>
+      <w:spacing w:after="120" w:line="259" w:lineRule="auto"/>
     </w:pPr>
     <w:rPr>
-      <w:rFonts w:ascii="Arial" w:hAnsi="Arial" w:eastAsia="Arial"/>
+      <w:rFonts w:ascii="Arial" w:hAnsi="Arial"/>
       <w:color w:val="000000"/>
       <w:sz w:val="22"/>
+      <w:lang w:val="en-US"/>
     </w:rPr>
   </w:style>
   <w:style w:type="paragraph" w:styleId="Header">
@@ -894,18 +813,17 @@
     <w:qFormat/>
     <w:rsid w:val="00FC693F"/>
     <w:pPr>
-      <w:pBdr>
-        <w:bottom w:val="single" w:sz="8" w:space="4" w:color="4F81BD" w:themeColor="accent1"/>
-      </w:pBdr>
-      <w:spacing w:after="300" w:line="240" w:lineRule="auto"/>
+      <w:keepNext/>
+      <w:spacing w:after="280" w:line="240" w:lineRule="auto"/>
       <w:contextualSpacing/>
     </w:pPr>
     <w:rPr>
-      <w:rFonts w:asciiTheme="majorHAnsi" w:eastAsiaTheme="majorEastAsia" w:hAnsiTheme="majorHAnsi" w:cstheme="majorBidi"/>
-      <w:color w:val="17365D" w:themeColor="text2" w:themeShade="BF"/>
+      <w:rFonts w:asciiTheme="majorHAnsi" w:eastAsiaTheme="majorEastAsia" w:hAnsiTheme="majorHAnsi" w:cstheme="majorBidi" w:ascii="Arial" w:hAnsi="Arial"/>
+      <w:b/>
+      <w:color w:val="000000"/>
       <w:spacing w:val="5"/>
       <w:kern w:val="28"/>
-      <w:sz w:val="52"/>
+      <w:sz w:val="34"/>
       <w:szCs w:val="52"/>
     </w:rPr>
   </w:style>
@@ -1381,9 +1299,6 @@
     <w:qFormat/>
     <w:rsid w:val="00FC693F"/>
     <w:pPr>
-      <w:pBdr>
-        <w:bottom w:val="single" w:sz="4" w:space="4" w:color="4F81BD" w:themeColor="accent1"/>
-      </w:pBdr>
       <w:spacing w:before="200" w:after="280"/>
       <w:ind w:left="936" w:right="936"/>
     </w:pPr>
@@ -12234,18 +12149,6 @@
         <w:shd w:val="clear" w:color="auto" w:fill="FBCAA2" w:themeFill="accent6" w:themeFillTint="7F"/>
       </w:tcPr>
     </w:tblStylePr>
-  </w:style>
-  <w:style w:type="paragraph" w:customStyle="1" w:styleId="Moral">
-    <w:name w:val="Moral"/>
-    <w:basedOn w:val="Normal"/>
-    <w:pPr>
-      <w:spacing w:before="160" w:after="0" w:line="276" w:lineRule="auto"/>
-    </w:pPr>
-    <w:rPr>
-      <w:rFonts w:ascii="Arial" w:hAnsi="Arial" w:eastAsia="Arial"/>
-      <w:i/>
-      <w:sz w:val="22"/>
-    </w:rPr>
   </w:style>
 </w:styles>
 </file>

--- a/en/wisdom-stories/do-not-let-your-hearts-part.docx
+++ b/en/wisdom-stories/do-not-let-your-hearts-part.docx
@@ -19,7 +19,7 @@
     <w:p>
       <w:pPr/>
       <w:r>
-        <w:t>When people quarrel, their hearts seem to move farther apart. They raise their voices as though trying to bridge that distance. The angrier they become, the louder they shout.</w:t>
+        <w:t>When people quarrel, their hearts draw apart. They have to shout in order to cross that distance and hear each other. The angrier they become, the louder they shout.</w:t>
       </w:r>
     </w:p>
     <w:p>
@@ -35,7 +35,7 @@
         <w:spacing w:after="80"/>
       </w:pPr>
       <w:r>
-        <w:t>They speak softly, because their hearts feel close together.</w:t>
+        <w:t>They do not shout; on the contrary, they speak softly. Their hearts are very close, and the distance between them is very small.</w:t>
       </w:r>
     </w:p>
     <w:p>
@@ -49,7 +49,7 @@
     <w:p>
       <w:pPr/>
       <w:r>
-        <w:t>Their voices drop to a whisper, and love draws them closer still. Eventually even whispers seem unnecessary: a look is enough for them to understand each other.</w:t>
+        <w:t>They no longer need to speak loudly; they whisper, and love draws them closer still. In the end even a whisper is unnecessary: they look at each other and understand everything without words. Two people who love each other become this close.</w:t>
       </w:r>
     </w:p>
     <w:p>
@@ -70,11 +70,9 @@
         <w:rPr>
           <w:b/>
         </w:rPr>
-        <w:t>Moral:</w:t>
+        <w:t>Moral: Shouting reflects the distance between hearts. Even in an argument, choose words that leave a way back to each other.</w:t>
       </w:r>
-      <w:r>
-        <w:t xml:space="preserve"> Shouting reflects the distance between hearts. Even in an argument, choose words that leave a way back to each other.</w:t>
-      </w:r>
+      <w:r/>
     </w:p>
     <w:p>
       <w:pPr>
@@ -85,7 +83,7 @@
           <w:i/>
           <w:sz w:val="18"/>
         </w:rPr>
-        <w:t>Source: Publicly available internet sources.</w:t>
+        <w:t>Stories are taken from open Internet sources; illustrations were created with AI.</w:t>
       </w:r>
     </w:p>
     <w:sectPr>
